--- a/az/scientists/CV/Word/Eppelbaum_Lev_CV_AZ.docx
+++ b/az/scientists/CV/Word/Eppelbaum_Lev_CV_AZ.docx
@@ -563,7 +563,7 @@
           <w:sz w:val="21"/>
           <w:szCs w:val="21"/>
         </w:rPr>
-        <w:t>Lev Eppelbaum Tel-Əviv Universitetinin Geologiya elmləri departamentində çalışır. 1982-ci ildə Azərbaycan Dövlət Neft və Sənaye Universitetində geofizika üzrə magistr, 1989-cu ildə geofizika üzrə PhD dərəcəsi alıb. PhD Bakıdakı Ümumittifaq Geofizika İnstitutu, Tbilisidə Gürcüstan Elmlər Akademiyasının Geofizika İnstitutu və Moskva Mədən Akademiyası xətti ilə verilir. 1991–1993-cü illərdə Tel-Əviv Universitetində Ölü dəniz riftində potensial geofiziki sahələrin interpretasiyası və modelləşdirilməsi üzrə postdoktorantura keçib. 2020-ci ilin oktyabrından Azərbaycan Dövlət Neft və Sənaye Universitetinin fəxri professorudur. CV Google Scholar-da 7.192 istinad və h-indeks 46 göstərir. 2018–2019-cu illərdə Avropa Yer Elmləri İttifaqının Christian Huygens medalını alıb.</w:t>
+        <w:t>Lev Eppelbaum Tel-Əviv Universitetinin Geologiya elmləri departamentində çalışır. 1982-ci ildə Azərbaycan Dövlət Neft və Sənaye Universitetində geofizika üzrə magistr, 1989-cu ildə geofizika üzrə PhD dərəcəsi alıb. PhD Bakıdakı Ümumittifaq Geofizika İnstitutu, Tbilisidə Gürcüstan Elmlər Akademiyasının Geofizika İnstitutu və Moskva Mədən Akademiyası xətti ilə verilir. 1991–1993-cü illərdə Tel-Əviv Universitetində Ölü dəniz riftində potensial geofiziki sahələrin interpretasiyası və modelləşdirilməsi üzrə postdoktorantura keçib. 2020-ci ilin oktyabrından Azərbaycan Dövlət Neft və Sənaye Universitetinin fəxri professorudur. Google Scholar: 7.192 istinad; h-indeks 46. 2018–2019-cu illərdə Avropa Yer Elmləri İttifaqının Christian Huygens medalını alıb.</w:t>
       </w:r>
     </w:p>
     <w:p>
@@ -2036,7 +2036,7 @@
                 <w:sz w:val="21"/>
                 <w:szCs w:val="21"/>
               </w:rPr>
-              <w:t>CV</w:t>
+              <w:t>Özü tərəfindən</w:t>
             </w:r>
           </w:p>
         </w:tc>
@@ -2140,7 +2140,7 @@
                 <w:sz w:val="21"/>
                 <w:szCs w:val="21"/>
               </w:rPr>
-              <w:t>CV</w:t>
+              <w:t>Özü tərəfindən</w:t>
             </w:r>
           </w:p>
         </w:tc>
@@ -2244,7 +2244,7 @@
                 <w:sz w:val="21"/>
                 <w:szCs w:val="21"/>
               </w:rPr>
-              <w:t>CV</w:t>
+              <w:t>Özü tərəfindən</w:t>
             </w:r>
           </w:p>
         </w:tc>
@@ -15452,25 +15452,23 @@
           <w:sz w:val="21"/>
           <w:szCs w:val="21"/>
         </w:rPr>
-        <w:t xml:space="preserve">399. </w:t>
-      </w:r>
-      <w:r>
-        <w:rPr>
-          <w:rFonts w:ascii="Times New Roman" w:cs="Times New Roman" w:eastAsia="Times New Roman" w:hAnsi="Times New Roman"/>
-          <w:b/>
-          <w:bCs/>
-          <w:sz w:val="21"/>
-          <w:szCs w:val="21"/>
-        </w:rPr>
-        <w:t>Eppelbaum, L.V.</w:t>
-      </w:r>
-      <w:r>
-        <w:rPr>
-          <w:rFonts w:ascii="Times New Roman" w:cs="Times New Roman" w:eastAsia="Times New Roman" w:hAnsi="Times New Roman"/>
-          <w:sz w:val="21"/>
-          <w:szCs w:val="21"/>
-        </w:rPr>
-        <w:t>, 2012. Quantitative analysis of magnetic anomalies in the Eastern Mediterranean: A review. Trans. of the SAGEEP-2012 Meet., 25, No. 1, p. 159, Denver, USA .</w:t>
+        <w:t>399. Eppelbaum, L.V., 2012. Quantitative analysis of magnetic anomalies in the Eastern Mediterranean: A review. Trans. of the SAGEEP-2012 Meet., 25, No. 1, p. 159, Denver, USA.</w:t>
+      </w:r>
+      <w:r>
+        <w:rPr>
+          <w:rFonts w:ascii="Times New Roman" w:cs="Times New Roman" w:eastAsia="Times New Roman" w:hAnsi="Times New Roman"/>
+          <w:b/>
+          <w:bCs/>
+          <w:sz w:val="21"/>
+          <w:szCs w:val="21"/>
+        </w:rPr>
+      </w:r>
+      <w:r>
+        <w:rPr>
+          <w:rFonts w:ascii="Times New Roman" w:cs="Times New Roman" w:eastAsia="Times New Roman" w:hAnsi="Times New Roman"/>
+          <w:sz w:val="21"/>
+          <w:szCs w:val="21"/>
+        </w:rPr>
       </w:r>
     </w:p>
     <w:p>
